--- a/线性代数基础·看不见的状态.docx
+++ b/线性代数基础·看不见的状态.docx
@@ -4,7 +4,7 @@
   <w:body>
     <w:p>
       <w:pPr>
-        <w:pStyle w:val="lobvfh"/>
+        <w:pStyle w:val="ra9cqv"/>
         <w:spacing w:after="360"/>
         <w:jc w:val="center"/>
         <w:rPr>
@@ -29,7 +29,7 @@
     </w:p>
     <w:p>
       <w:pPr>
-        <w:pStyle w:val="k8a0ge"/>
+        <w:pStyle w:val="c2x8tf"/>
         <w:spacing w:after="160" w:line="360" w:lineRule="auto"/>
         <w:rPr>
           <w:rFonts w:ascii="SimSun" w:hAnsi="SimSun" w:eastAsia="SimSun"/>
@@ -48,7 +48,7 @@
     </w:p>
     <w:p>
       <w:pPr>
-        <w:pStyle w:val="k8a0ge"/>
+        <w:pStyle w:val="c2x8tf"/>
         <w:spacing w:after="160" w:line="360" w:lineRule="auto"/>
         <w:rPr>
           <w:rFonts w:ascii="SimSun" w:hAnsi="SimSun" w:eastAsia="SimSun"/>
@@ -67,26 +67,26 @@
     </w:p>
     <w:p>
       <w:pPr>
-        <w:pStyle w:val="k8a0ge"/>
-        <w:spacing w:after="160" w:line="360" w:lineRule="auto"/>
-        <w:rPr>
-          <w:rFonts w:ascii="SimSun" w:hAnsi="SimSun" w:eastAsia="SimSun"/>
-          <w:sz w:val="24"/>
-          <w:szCs w:val="24"/>
-        </w:rPr>
-      </w:pPr>
-      <w:r>
-        <w:rPr>
-          <w:rFonts w:hint="eastAsia" w:ascii="SimSun" w:hAnsi="SimSun" w:eastAsia="SimSun"/>
-          <w:sz w:val="24"/>
-          <w:szCs w:val="24"/>
-        </w:rPr>
-        <w:t>先别急着问"怎么从这一个数算出那一个"。先看看这一个数到底给了什么。上一篇里我们已经习惯把状态叫"一捆数"：两个数并排，就是平面上的一个点。那么"读数"是什么？读数把这个点压成一个数——它问的是"θ 等于多少"，答完就把 ω 丢掉不管了。于是平面上每一个点，都被贴上一个标签：θ 的值。标签相同的点，连成一条线。</w:t>
-      </w:r>
-    </w:p>
-    <w:p>
-      <w:pPr>
-        <w:pStyle w:val="k8a0ge"/>
+        <w:pStyle w:val="c2x8tf"/>
+        <w:spacing w:after="160" w:line="360" w:lineRule="auto"/>
+        <w:rPr>
+          <w:rFonts w:ascii="SimSun" w:hAnsi="SimSun" w:eastAsia="SimSun"/>
+          <w:sz w:val="24"/>
+          <w:szCs w:val="24"/>
+        </w:rPr>
+      </w:pPr>
+      <w:r>
+        <w:rPr>
+          <w:rFonts w:hint="eastAsia" w:ascii="SimSun" w:hAnsi="SimSun" w:eastAsia="SimSun"/>
+          <w:sz w:val="24"/>
+          <w:szCs w:val="24"/>
+        </w:rPr>
+        <w:t>这个数是量出来的。眼睛对着棍子，从竖着那条线量一个角度，得一个数；下一回再看，再得一个数。两个数之间隔着半秒——它不是一个瞬间的两个分量，是两回看、两个数。上一篇里这话提过几次，每次都是闲话：量角器一次只给你一个刻度；手拿两回看相减，凑出另一个数。到了这里，这两句闲话合起来，成了全部麻烦的来源。</w:t>
+      </w:r>
+    </w:p>
+    <w:p>
+      <w:pPr>
+        <w:pStyle w:val="c2x8tf"/>
         <w:spacing w:before="200" w:after="40"/>
         <w:jc w:val="center"/>
         <w:rPr>
@@ -98,7 +98,7 @@
       <w:r>
         <w:drawing>
           <wp:inline distT="0" distB="0" distL="0" distR="0">
-            <wp:extent cx="5334000" cy="3857625"/>
+            <wp:extent cx="5334000" cy="1924050"/>
             <wp:effectExtent l="0" t="0" r="0" b="0"/>
             <wp:docPr id="2" name="picture"/>
             <a:graphic>
@@ -117,7 +117,7 @@
                   <pic:spPr>
                     <a:xfrm>
                       <a:off x="0" y="0"/>
-                      <a:ext cx="5334000" cy="3857625"/>
+                      <a:ext cx="5334000" cy="1924050"/>
                     </a:xfrm>
                     <a:prstGeom prst="rect">
                       <a:avLst/>
@@ -132,7 +132,7 @@
     </w:p>
     <w:p>
       <w:pPr>
-        <w:pStyle w:val="k8a0ge"/>
+        <w:pStyle w:val="c2x8tf"/>
         <w:spacing w:after="280"/>
         <w:jc w:val="center"/>
         <w:rPr>
@@ -148,114 +148,31 @@
           <w:sz w:val="18"/>
           <w:szCs w:val="18"/>
         </w:rPr>
-        <w:t>一次读数只告诉你落在哪条线上，不告诉你在线的哪儿</w:t>
-      </w:r>
-    </w:p>
-    <w:p>
-      <w:pPr>
-        <w:pStyle w:val="k8a0ge"/>
-        <w:spacing w:after="160" w:line="360" w:lineRule="auto"/>
-        <w:rPr>
-          <w:rFonts w:ascii="SimSun" w:hAnsi="SimSun" w:eastAsia="SimSun"/>
-          <w:sz w:val="24"/>
-          <w:szCs w:val="24"/>
-        </w:rPr>
-      </w:pPr>
-      <w:r>
-        <w:rPr>
-          <w:rFonts w:hint="eastAsia" w:ascii="SimSun" w:hAnsi="SimSun" w:eastAsia="SimSun"/>
-          <w:sz w:val="24"/>
-          <w:szCs w:val="24"/>
-        </w:rPr>
-        <w:t>同一个 θ，ω 可以是 0.6，也可以是 1.9。两支箭头一样长地站在那条竖线上，读数一模一样，状态差得远。这不是眼睛不够好——把眼睛换成再贵的仪器，只要它一次只交一个数，这一整条线上的点它就分不出来。</w:t>
-      </w:r>
-      <w:r>
-        <w:rPr>
-          <w:rFonts w:hint="eastAsia" w:ascii="SimSun" w:hAnsi="SimSun" w:eastAsia="SimSun"/>
-          <w:b w:val="1"/>
-          <w:sz w:val="24"/>
-          <w:szCs w:val="24"/>
-        </w:rPr>
-        <w:t>一个数只能定住一维。</w:t>
-      </w:r>
-    </w:p>
-    <w:p>
-      <w:pPr>
-        <w:pStyle w:val="k8a0ge"/>
-        <w:spacing w:after="160" w:line="360" w:lineRule="auto"/>
-        <w:rPr>
-          <w:rFonts w:ascii="SimSun" w:hAnsi="SimSun" w:eastAsia="SimSun"/>
-          <w:sz w:val="24"/>
-          <w:szCs w:val="24"/>
-        </w:rPr>
-      </w:pPr>
-      <w:r>
-        <w:rPr>
-          <w:rFonts w:hint="eastAsia" w:ascii="SimSun" w:hAnsi="SimSun" w:eastAsia="SimSun"/>
-          <w:sz w:val="24"/>
-          <w:szCs w:val="24"/>
-        </w:rPr>
-        <w:t>这件事的后果，上一篇已经替我们算好了。手使多大劲，是 k₁ 乘"歪了多少"再加上 k₂ 乘"歪得多快"——两笔里有一笔的原料你没有，这笔力就一定算歪。项目里把两个力并排印着：真值 4.38，按「把看不见的那个当零」算出来 2.70。差那一个数，不是算错了，是有一个数根本没进你的手。</w:t>
-      </w:r>
-    </w:p>
-    <w:p>
-      <w:pPr>
-        <w:pStyle w:val="k8a0ge"/>
-        <w:spacing w:after="160" w:line="360" w:lineRule="auto"/>
-        <w:rPr>
-          <w:rFonts w:ascii="SimSun" w:hAnsi="SimSun" w:eastAsia="SimSun"/>
-          <w:sz w:val="24"/>
-          <w:szCs w:val="24"/>
-        </w:rPr>
-      </w:pPr>
-      <w:r>
-        <w:rPr>
-          <w:rFonts w:hint="eastAsia" w:ascii="SimSun" w:hAnsi="SimSun" w:eastAsia="SimSun"/>
-          <w:sz w:val="24"/>
-          <w:szCs w:val="24"/>
-        </w:rPr>
-        <w:t>最省事的想法是先冒出来的：歪的多少每时每刻都测得到，那"歪得多快"不就是两次读数相减，再除以中间隔的时间么？这在纸上完全对——导数就是这么定义的。</w:t>
-      </w:r>
-    </w:p>
-    <w:p>
-      <w:pPr>
-        <w:pStyle w:val="k8a0ge"/>
-        <w:spacing w:after="160" w:line="360" w:lineRule="auto"/>
-        <w:rPr>
-          <w:rFonts w:ascii="SimSun" w:hAnsi="SimSun" w:eastAsia="SimSun"/>
-          <w:sz w:val="24"/>
-          <w:szCs w:val="24"/>
-        </w:rPr>
-      </w:pPr>
-      <w:r>
-        <w:rPr>
-          <w:rFonts w:hint="eastAsia" w:ascii="SimSun" w:hAnsi="SimSun" w:eastAsia="SimSun"/>
-          <w:sz w:val="24"/>
-          <w:szCs w:val="24"/>
-        </w:rPr>
-        <w:t>拿它试一下就知道了。间隔 h 越小，两次读数之间的那段弯曲被忽略得越少；可间隔越小，两次读数各自那点噪声相减之后，也被除以越小的数。</w:t>
-      </w:r>
-      <w:r>
-        <w:rPr>
-          <w:rFonts w:hint="eastAsia" w:ascii="SimSun" w:hAnsi="SimSun" w:eastAsia="SimSun"/>
-          <w:b w:val="1"/>
-          <w:sz w:val="24"/>
-          <w:szCs w:val="24"/>
-        </w:rPr>
-        <w:t>两头夹。</w:t>
-      </w:r>
-      <w:r>
-        <w:rPr>
-          <w:rFonts w:hint="eastAsia" w:ascii="SimSun" w:hAnsi="SimSun" w:eastAsia="SimSun"/>
-          <w:sz w:val="24"/>
-          <w:szCs w:val="24"/>
-        </w:rPr>
-        <w:t>一头随 h 变小而变小，一头随 h 变小而变大。</w:t>
-      </w:r>
-    </w:p>
-    <w:p>
-      <w:pPr>
-        <w:pStyle w:val="k8a0ge"/>
+        <w:t>一个瞬间的两个分量，和隔着半秒的两个数</w:t>
+      </w:r>
+    </w:p>
+    <w:p>
+      <w:pPr>
+        <w:pStyle w:val="c2x8tf"/>
+        <w:spacing w:after="160" w:line="360" w:lineRule="auto"/>
+        <w:rPr>
+          <w:rFonts w:ascii="SimSun" w:hAnsi="SimSun" w:eastAsia="SimSun"/>
+          <w:sz w:val="24"/>
+          <w:szCs w:val="24"/>
+        </w:rPr>
+      </w:pPr>
+      <w:r>
+        <w:rPr>
+          <w:rFonts w:hint="eastAsia" w:ascii="SimSun" w:hAnsi="SimSun" w:eastAsia="SimSun"/>
+          <w:sz w:val="24"/>
+          <w:szCs w:val="24"/>
+        </w:rPr>
+        <w:t>先别急着问"怎么从这一个数算出那一个"。先看看这一个数到底给了什么。上一篇里我们已经习惯把状态叫"一捆数"：两个数并排，就是平面上的一个点。那么"读数"是什么？读数把这个点压成一个数——它问的是"θ 等于多少"，答完就把 ω 丢掉不管了。于是平面上每一个点，都被贴上一个标签：θ 的值。标签相同的点，连成一条线。</w:t>
+      </w:r>
+    </w:p>
+    <w:p>
+      <w:pPr>
+        <w:pStyle w:val="c2x8tf"/>
         <w:spacing w:before="200" w:after="40"/>
         <w:jc w:val="center"/>
         <w:rPr>
@@ -267,7 +184,7 @@
       <w:r>
         <w:drawing>
           <wp:inline distT="0" distB="0" distL="0" distR="0">
-            <wp:extent cx="5334000" cy="3438525"/>
+            <wp:extent cx="5334000" cy="3857625"/>
             <wp:effectExtent l="0" t="0" r="0" b="0"/>
             <wp:docPr id="5" name="picture"/>
             <a:graphic>
@@ -286,7 +203,7 @@
                   <pic:spPr>
                     <a:xfrm>
                       <a:off x="0" y="0"/>
-                      <a:ext cx="5334000" cy="3438525"/>
+                      <a:ext cx="5334000" cy="3857625"/>
                     </a:xfrm>
                     <a:prstGeom prst="rect">
                       <a:avLst/>
@@ -301,7 +218,7 @@
     </w:p>
     <w:p>
       <w:pPr>
-        <w:pStyle w:val="k8a0ge"/>
+        <w:pStyle w:val="c2x8tf"/>
         <w:spacing w:after="280"/>
         <w:jc w:val="center"/>
         <w:rPr>
@@ -317,45 +234,26 @@
           <w:sz w:val="18"/>
           <w:szCs w:val="18"/>
         </w:rPr>
-        <w:t>间隔小下去：一头变小，一头变大</w:t>
-      </w:r>
-    </w:p>
-    <w:p>
-      <w:pPr>
-        <w:pStyle w:val="k8a0ge"/>
-        <w:spacing w:after="160" w:line="360" w:lineRule="auto"/>
-        <w:rPr>
-          <w:rFonts w:ascii="SimSun" w:hAnsi="SimSun" w:eastAsia="SimSun"/>
-          <w:sz w:val="24"/>
-          <w:szCs w:val="24"/>
-        </w:rPr>
-      </w:pPr>
-      <w:r>
-        <w:rPr>
-          <w:rFonts w:hint="eastAsia" w:ascii="SimSun" w:hAnsi="SimSun" w:eastAsia="SimSun"/>
-          <w:sz w:val="24"/>
-          <w:szCs w:val="24"/>
-        </w:rPr>
-        <w:t>图上有两条东西值得看。一条是那条直线：截断误差按 h 往下走，因为它来自把指数展开到二阶之后扔掉的余项，正比于 h 乘上"角速度的平方再乘 θ"。另一条是那条向上翘的虚线：噪声那一项是 2σ 除以 h，间隔减半它就翻一倍。两条线的和有一个最低点，那个最低点就是这条路上最好的结果——而它并不是"准"，只是"没那么糟"。σ 取 0.002 时最省的间隔在 0.11 秒附近，误差仍有一成左右；把 σ 拖到 0.008、把 h 拖到 0.005，估出来的曲线就成了一团毛刺，比真值本身还大。</w:t>
-      </w:r>
-    </w:p>
-    <w:p>
-      <w:pPr>
-        <w:pStyle w:val="k8a0ge"/>
-        <w:spacing w:after="160" w:line="360" w:lineRule="auto"/>
-        <w:rPr>
-          <w:rFonts w:ascii="SimSun" w:hAnsi="SimSun" w:eastAsia="SimSun"/>
-          <w:sz w:val="24"/>
-          <w:szCs w:val="24"/>
-        </w:rPr>
-      </w:pPr>
-      <w:r>
-        <w:rPr>
-          <w:rFonts w:hint="eastAsia" w:ascii="SimSun" w:hAnsi="SimSun" w:eastAsia="SimSun"/>
-          <w:sz w:val="24"/>
-          <w:szCs w:val="24"/>
-        </w:rPr>
-        <w:t>所以这条路的结论不是"参数没调好"，是</w:t>
+        <w:t>一次读数只告诉你落在哪条线上，不告诉你在线的哪儿</w:t>
+      </w:r>
+    </w:p>
+    <w:p>
+      <w:pPr>
+        <w:pStyle w:val="c2x8tf"/>
+        <w:spacing w:after="160" w:line="360" w:lineRule="auto"/>
+        <w:rPr>
+          <w:rFonts w:ascii="SimSun" w:hAnsi="SimSun" w:eastAsia="SimSun"/>
+          <w:sz w:val="24"/>
+          <w:szCs w:val="24"/>
+        </w:rPr>
+      </w:pPr>
+      <w:r>
+        <w:rPr>
+          <w:rFonts w:hint="eastAsia" w:ascii="SimSun" w:hAnsi="SimSun" w:eastAsia="SimSun"/>
+          <w:sz w:val="24"/>
+          <w:szCs w:val="24"/>
+        </w:rPr>
+        <w:t>同一个 θ，ω 可以是 0.6，也可以是 1.9。两支箭头一样长地站在那条竖线上，读数一模一样，状态差得远。这不是眼睛不够好——把眼睛换成再贵的仪器，只要它一次只交一个数，这一整条线上的点它就分不出来。</w:t>
       </w:r>
       <w:r>
         <w:rPr>
@@ -364,53 +262,64 @@
           <w:sz w:val="24"/>
           <w:szCs w:val="24"/>
         </w:rPr>
-        <w:t>它在原理上被夹住了</w:t>
-      </w:r>
-      <w:r>
-        <w:rPr>
-          <w:rFonts w:hint="eastAsia" w:ascii="SimSun" w:hAnsi="SimSun" w:eastAsia="SimSun"/>
-          <w:sz w:val="24"/>
-          <w:szCs w:val="24"/>
-        </w:rPr>
-        <w:t>：读数里那点噪声，你没有办法在相减之前把它去掉。</w:t>
-      </w:r>
-    </w:p>
-    <w:p>
-      <w:pPr>
-        <w:pStyle w:val="k8a0ge"/>
-        <w:spacing w:after="160" w:line="360" w:lineRule="auto"/>
-        <w:rPr>
-          <w:rFonts w:ascii="SimSun" w:hAnsi="SimSun" w:eastAsia="SimSun"/>
-          <w:sz w:val="24"/>
-          <w:szCs w:val="24"/>
-        </w:rPr>
-      </w:pPr>
-      <w:r>
-        <w:rPr>
-          <w:rFonts w:hint="eastAsia" w:ascii="SimSun" w:hAnsi="SimSun" w:eastAsia="SimSun"/>
-          <w:sz w:val="24"/>
-          <w:szCs w:val="24"/>
-        </w:rPr>
-        <w:t>退回去问一句更笨的话。既然我们知道这个系统是什么——那张表、那个 a、那个 c，都是自己写的——为什么不照着它造一个复制品，让它跟着一起跑？</w:t>
-      </w:r>
-    </w:p>
-    <w:p>
-      <w:pPr>
-        <w:pStyle w:val="k8a0ge"/>
-        <w:spacing w:after="160" w:line="360" w:lineRule="auto"/>
-        <w:rPr>
-          <w:rFonts w:ascii="SimSun" w:hAnsi="SimSun" w:eastAsia="SimSun"/>
-          <w:sz w:val="24"/>
-          <w:szCs w:val="24"/>
-        </w:rPr>
-      </w:pPr>
-      <w:r>
-        <w:rPr>
-          <w:rFonts w:hint="eastAsia" w:ascii="SimSun" w:hAnsi="SimSun" w:eastAsia="SimSun"/>
-          <w:sz w:val="24"/>
-          <w:szCs w:val="24"/>
-        </w:rPr>
-        <w:t>复制品按同一张表走，也吃同样的输入。它唯一的问题是第一刻的初值不可能和真的一模一样。于是要看的只有一件事：</w:t>
+        <w:t>一个数只能定住一维。</w:t>
+      </w:r>
+    </w:p>
+    <w:p>
+      <w:pPr>
+        <w:pStyle w:val="c2x8tf"/>
+        <w:spacing w:after="160" w:line="360" w:lineRule="auto"/>
+        <w:rPr>
+          <w:rFonts w:ascii="SimSun" w:hAnsi="SimSun" w:eastAsia="SimSun"/>
+          <w:sz w:val="24"/>
+          <w:szCs w:val="24"/>
+        </w:rPr>
+      </w:pPr>
+      <w:r>
+        <w:rPr>
+          <w:rFonts w:hint="eastAsia" w:ascii="SimSun" w:hAnsi="SimSun" w:eastAsia="SimSun"/>
+          <w:sz w:val="24"/>
+          <w:szCs w:val="24"/>
+        </w:rPr>
+        <w:t>这件事的后果，上一篇已经替我们算好了。手使多大劲，是 k₁ 乘"歪了多少"再加上 k₂ 乘"歪得多快"——两笔里有一笔的原料你没有，这笔力就一定算歪。项目里把两个力并排印着：真值 4.38，按「把看不见的那个当零」算出来 2.70。差那一个数，不是算错了，是有一个数根本没进你的手。</w:t>
+      </w:r>
+    </w:p>
+    <w:p>
+      <w:pPr>
+        <w:pStyle w:val="c2x8tf"/>
+        <w:spacing w:after="160" w:line="360" w:lineRule="auto"/>
+        <w:rPr>
+          <w:rFonts w:ascii="SimSun" w:hAnsi="SimSun" w:eastAsia="SimSun"/>
+          <w:sz w:val="24"/>
+          <w:szCs w:val="24"/>
+        </w:rPr>
+      </w:pPr>
+      <w:r>
+        <w:rPr>
+          <w:rFonts w:hint="eastAsia" w:ascii="SimSun" w:hAnsi="SimSun" w:eastAsia="SimSun"/>
+          <w:sz w:val="24"/>
+          <w:szCs w:val="24"/>
+        </w:rPr>
+        <w:t>最省事的想法是先冒出来的：歪的多少每时每刻都测得到，那"歪得多快"不就是两次读数相减，再除以中间隔的时间么？这在纸上完全对——导数就是这么定义的。</w:t>
+      </w:r>
+    </w:p>
+    <w:p>
+      <w:pPr>
+        <w:pStyle w:val="c2x8tf"/>
+        <w:spacing w:after="160" w:line="360" w:lineRule="auto"/>
+        <w:rPr>
+          <w:rFonts w:ascii="SimSun" w:hAnsi="SimSun" w:eastAsia="SimSun"/>
+          <w:sz w:val="24"/>
+          <w:szCs w:val="24"/>
+        </w:rPr>
+      </w:pPr>
+      <w:r>
+        <w:rPr>
+          <w:rFonts w:hint="eastAsia" w:ascii="SimSun" w:hAnsi="SimSun" w:eastAsia="SimSun"/>
+          <w:sz w:val="24"/>
+          <w:szCs w:val="24"/>
+        </w:rPr>
+        <w:t>拿它试一下就知道了。间隔 h 越小，两次读数之间的那段弯曲被忽略得越少；可间隔越小，两次读数各自那点噪声相减之后，也被除以越小的数。</w:t>
       </w:r>
       <w:r>
         <w:rPr>
@@ -419,31 +328,20 @@
           <w:sz w:val="24"/>
           <w:szCs w:val="24"/>
         </w:rPr>
-        <w:t>那点初值差，接下来会怎么样。</w:t>
-      </w:r>
-    </w:p>
-    <w:p>
-      <w:pPr>
-        <w:pStyle w:val="k8a0ge"/>
-        <w:spacing w:after="160" w:line="360" w:lineRule="auto"/>
-        <w:rPr>
-          <w:rFonts w:ascii="SimSun" w:hAnsi="SimSun" w:eastAsia="SimSun"/>
-          <w:sz w:val="24"/>
-          <w:szCs w:val="24"/>
-        </w:rPr>
-      </w:pPr>
-      <w:r>
-        <w:rPr>
-          <w:rFonts w:hint="eastAsia" w:ascii="SimSun" w:hAnsi="SimSun" w:eastAsia="SimSun"/>
-          <w:sz w:val="24"/>
-          <w:szCs w:val="24"/>
-        </w:rPr>
-        <w:t>先不给它任何纠正，让它自己跑。</w:t>
-      </w:r>
-    </w:p>
-    <w:p>
-      <w:pPr>
-        <w:pStyle w:val="k8a0ge"/>
+        <w:t>两头夹。</w:t>
+      </w:r>
+      <w:r>
+        <w:rPr>
+          <w:rFonts w:hint="eastAsia" w:ascii="SimSun" w:hAnsi="SimSun" w:eastAsia="SimSun"/>
+          <w:sz w:val="24"/>
+          <w:szCs w:val="24"/>
+        </w:rPr>
+        <w:t>一头随 h 变小而变小，一头随 h 变小而变大。</w:t>
+      </w:r>
+    </w:p>
+    <w:p>
+      <w:pPr>
+        <w:pStyle w:val="c2x8tf"/>
         <w:spacing w:before="200" w:after="40"/>
         <w:jc w:val="center"/>
         <w:rPr>
@@ -455,7 +353,7 @@
       <w:r>
         <w:drawing>
           <wp:inline distT="0" distB="0" distL="0" distR="0">
-            <wp:extent cx="5334000" cy="3362325"/>
+            <wp:extent cx="5334000" cy="3438525"/>
             <wp:effectExtent l="0" t="0" r="0" b="0"/>
             <wp:docPr id="8" name="picture"/>
             <a:graphic>
@@ -474,6 +372,194 @@
                   <pic:spPr>
                     <a:xfrm>
                       <a:off x="0" y="0"/>
+                      <a:ext cx="5334000" cy="3438525"/>
+                    </a:xfrm>
+                    <a:prstGeom prst="rect">
+                      <a:avLst/>
+                    </a:prstGeom>
+                  </pic:spPr>
+                </pic:pic>
+              </a:graphicData>
+            </a:graphic>
+          </wp:inline>
+        </w:drawing>
+      </w:r>
+    </w:p>
+    <w:p>
+      <w:pPr>
+        <w:pStyle w:val="c2x8tf"/>
+        <w:spacing w:after="280"/>
+        <w:jc w:val="center"/>
+        <w:rPr>
+          <w:rFonts w:ascii="SimSun" w:hAnsi="SimSun" w:eastAsia="SimSun"/>
+          <w:sz w:val="24"/>
+          <w:szCs w:val="24"/>
+        </w:rPr>
+      </w:pPr>
+      <w:r>
+        <w:rPr>
+          <w:rFonts w:hint="eastAsia" w:ascii="SimSun" w:hAnsi="SimSun" w:eastAsia="SimSun"/>
+          <w:color w:val="6B7280"/>
+          <w:sz w:val="18"/>
+          <w:szCs w:val="18"/>
+        </w:rPr>
+        <w:t>间隔小下去：一头变小，一头变大</w:t>
+      </w:r>
+    </w:p>
+    <w:p>
+      <w:pPr>
+        <w:pStyle w:val="c2x8tf"/>
+        <w:spacing w:after="160" w:line="360" w:lineRule="auto"/>
+        <w:rPr>
+          <w:rFonts w:ascii="SimSun" w:hAnsi="SimSun" w:eastAsia="SimSun"/>
+          <w:sz w:val="24"/>
+          <w:szCs w:val="24"/>
+        </w:rPr>
+      </w:pPr>
+      <w:r>
+        <w:rPr>
+          <w:rFonts w:hint="eastAsia" w:ascii="SimSun" w:hAnsi="SimSun" w:eastAsia="SimSun"/>
+          <w:sz w:val="24"/>
+          <w:szCs w:val="24"/>
+        </w:rPr>
+        <w:t>图上有两条东西值得看。一条是那条直线：截断误差按 h 往下走，因为它来自把指数展开到二阶之后扔掉的余项，正比于 h 乘上"角速度的平方再乘 θ"。另一条是那条向上翘的虚线：噪声那一项是 2σ 除以 h，间隔减半它就翻一倍。两条线的和有一个最低点，那个最低点就是这条路上最好的结果——而它并不是"准"，只是"没那么糟"。σ 取 0.002 时最省的间隔在 0.11 秒附近，误差仍有一成左右；把 σ 拖到 0.008、把 h 拖到 0.005，估出来的曲线就成了一团毛刺，比真值本身还大。</w:t>
+      </w:r>
+    </w:p>
+    <w:p>
+      <w:pPr>
+        <w:pStyle w:val="c2x8tf"/>
+        <w:spacing w:after="160" w:line="360" w:lineRule="auto"/>
+        <w:rPr>
+          <w:rFonts w:ascii="SimSun" w:hAnsi="SimSun" w:eastAsia="SimSun"/>
+          <w:sz w:val="24"/>
+          <w:szCs w:val="24"/>
+        </w:rPr>
+      </w:pPr>
+      <w:r>
+        <w:rPr>
+          <w:rFonts w:hint="eastAsia" w:ascii="SimSun" w:hAnsi="SimSun" w:eastAsia="SimSun"/>
+          <w:sz w:val="24"/>
+          <w:szCs w:val="24"/>
+        </w:rPr>
+        <w:t>所以这条路的结论不是"参数没调好"，是</w:t>
+      </w:r>
+      <w:r>
+        <w:rPr>
+          <w:rFonts w:hint="eastAsia" w:ascii="SimSun" w:hAnsi="SimSun" w:eastAsia="SimSun"/>
+          <w:b w:val="1"/>
+          <w:sz w:val="24"/>
+          <w:szCs w:val="24"/>
+        </w:rPr>
+        <w:t>它在原理上被夹住了</w:t>
+      </w:r>
+      <w:r>
+        <w:rPr>
+          <w:rFonts w:hint="eastAsia" w:ascii="SimSun" w:hAnsi="SimSun" w:eastAsia="SimSun"/>
+          <w:sz w:val="24"/>
+          <w:szCs w:val="24"/>
+        </w:rPr>
+        <w:t>：读数里那点噪声，你没有办法在相减之前把它去掉。</w:t>
+      </w:r>
+    </w:p>
+    <w:p>
+      <w:pPr>
+        <w:pStyle w:val="c2x8tf"/>
+        <w:spacing w:after="160" w:line="360" w:lineRule="auto"/>
+        <w:rPr>
+          <w:rFonts w:ascii="SimSun" w:hAnsi="SimSun" w:eastAsia="SimSun"/>
+          <w:sz w:val="24"/>
+          <w:szCs w:val="24"/>
+        </w:rPr>
+      </w:pPr>
+      <w:r>
+        <w:rPr>
+          <w:rFonts w:hint="eastAsia" w:ascii="SimSun" w:hAnsi="SimSun" w:eastAsia="SimSun"/>
+          <w:sz w:val="24"/>
+          <w:szCs w:val="24"/>
+        </w:rPr>
+        <w:t>退回去问一句更笨的话。既然我们知道这个系统是什么——那张表、那个 a、那个 c，都是自己写的——为什么不照着它造一个复制品，让它跟着一起跑？</w:t>
+      </w:r>
+    </w:p>
+    <w:p>
+      <w:pPr>
+        <w:pStyle w:val="c2x8tf"/>
+        <w:spacing w:after="160" w:line="360" w:lineRule="auto"/>
+        <w:rPr>
+          <w:rFonts w:ascii="SimSun" w:hAnsi="SimSun" w:eastAsia="SimSun"/>
+          <w:sz w:val="24"/>
+          <w:szCs w:val="24"/>
+        </w:rPr>
+      </w:pPr>
+      <w:r>
+        <w:rPr>
+          <w:rFonts w:hint="eastAsia" w:ascii="SimSun" w:hAnsi="SimSun" w:eastAsia="SimSun"/>
+          <w:sz w:val="24"/>
+          <w:szCs w:val="24"/>
+        </w:rPr>
+        <w:t>复制品按同一张表走，也吃同样的输入。它唯一的问题是第一刻的初值不可能和真的一模一样。于是要看的只有一件事：</w:t>
+      </w:r>
+      <w:r>
+        <w:rPr>
+          <w:rFonts w:hint="eastAsia" w:ascii="SimSun" w:hAnsi="SimSun" w:eastAsia="SimSun"/>
+          <w:b w:val="1"/>
+          <w:sz w:val="24"/>
+          <w:szCs w:val="24"/>
+        </w:rPr>
+        <w:t>那点初值差，接下来会怎么样。</w:t>
+      </w:r>
+    </w:p>
+    <w:p>
+      <w:pPr>
+        <w:pStyle w:val="c2x8tf"/>
+        <w:spacing w:after="160" w:line="360" w:lineRule="auto"/>
+        <w:rPr>
+          <w:rFonts w:ascii="SimSun" w:hAnsi="SimSun" w:eastAsia="SimSun"/>
+          <w:sz w:val="24"/>
+          <w:szCs w:val="24"/>
+        </w:rPr>
+      </w:pPr>
+      <w:r>
+        <w:rPr>
+          <w:rFonts w:hint="eastAsia" w:ascii="SimSun" w:hAnsi="SimSun" w:eastAsia="SimSun"/>
+          <w:sz w:val="24"/>
+          <w:szCs w:val="24"/>
+        </w:rPr>
+        <w:t>先不给它任何纠正，让它自己跑。</w:t>
+      </w:r>
+    </w:p>
+    <w:p>
+      <w:pPr>
+        <w:pStyle w:val="c2x8tf"/>
+        <w:spacing w:before="200" w:after="40"/>
+        <w:jc w:val="center"/>
+        <w:rPr>
+          <w:rFonts w:ascii="SimSun" w:hAnsi="SimSun" w:eastAsia="SimSun"/>
+          <w:sz w:val="24"/>
+          <w:szCs w:val="24"/>
+        </w:rPr>
+      </w:pPr>
+      <w:r>
+        <w:drawing>
+          <wp:inline distT="0" distB="0" distL="0" distR="0">
+            <wp:extent cx="5334000" cy="3362325"/>
+            <wp:effectExtent l="0" t="0" r="0" b="0"/>
+            <wp:docPr id="11" name="picture"/>
+            <a:graphic>
+              <a:graphicData uri="http://schemas.openxmlformats.org/drawingml/2006/picture">
+                <pic:pic>
+                  <pic:nvPicPr>
+                    <pic:cNvPr id="12" name="picture"/>
+                    <pic:cNvPicPr/>
+                  </pic:nvPicPr>
+                  <pic:blipFill rotWithShape="1">
+                    <a:blip r:embed="rId7"/>
+                    <a:stretch>
+                      <a:fillRect/>
+                    </a:stretch>
+                  </pic:blipFill>
+                  <pic:spPr>
+                    <a:xfrm>
+                      <a:off x="0" y="0"/>
                       <a:ext cx="5334000" cy="3362325"/>
                     </a:xfrm>
                     <a:prstGeom prst="rect">
@@ -489,7 +575,7 @@
     </w:p>
     <w:p>
       <w:pPr>
-        <w:pStyle w:val="k8a0ge"/>
+        <w:pStyle w:val="c2x8tf"/>
         <w:spacing w:after="280"/>
         <w:jc w:val="center"/>
         <w:rPr>
@@ -510,7 +596,7 @@
     </w:p>
     <w:p>
       <w:pPr>
-        <w:pStyle w:val="k8a0ge"/>
+        <w:pStyle w:val="c2x8tf"/>
         <w:spacing w:after="160" w:line="360" w:lineRule="auto"/>
         <w:rPr>
           <w:rFonts w:ascii="SimSun" w:hAnsi="SimSun" w:eastAsia="SimSun"/>
@@ -546,26 +632,26 @@
     </w:p>
     <w:p>
       <w:pPr>
-        <w:pStyle w:val="k8a0ge"/>
-        <w:spacing w:after="160" w:line="360" w:lineRule="auto"/>
-        <w:rPr>
-          <w:rFonts w:ascii="SimSun" w:hAnsi="SimSun" w:eastAsia="SimSun"/>
-          <w:sz w:val="24"/>
-          <w:szCs w:val="24"/>
-        </w:rPr>
-      </w:pPr>
-      <w:r>
-        <w:rPr>
-          <w:rFonts w:hint="eastAsia" w:ascii="SimSun" w:hAnsi="SimSun" w:eastAsia="SimSun"/>
-          <w:sz w:val="24"/>
-          <w:szCs w:val="24"/>
-        </w:rPr>
-        <w:t>于是半对数图上是一条直线，斜率就是那个正倍数 0.905。每过一秒钟，偏差乘 2.47（e^{0.905}）。</w:t>
-      </w:r>
-    </w:p>
-    <w:p>
-      <w:pPr>
-        <w:pStyle w:val="k8a0ge"/>
+        <w:pStyle w:val="c2x8tf"/>
+        <w:spacing w:after="160" w:line="360" w:lineRule="auto"/>
+        <w:rPr>
+          <w:rFonts w:ascii="SimSun" w:hAnsi="SimSun" w:eastAsia="SimSun"/>
+          <w:sz w:val="24"/>
+          <w:szCs w:val="24"/>
+        </w:rPr>
+      </w:pPr>
+      <w:r>
+        <w:rPr>
+          <w:rFonts w:hint="eastAsia" w:ascii="SimSun" w:hAnsi="SimSun" w:eastAsia="SimSun"/>
+          <w:sz w:val="24"/>
+          <w:szCs w:val="24"/>
+        </w:rPr>
+        <w:t>于是把纵轴换成对数（横轴还是时间）再画，是一条直线：斜率就是那个正倍数 0.905。换成日常的说法，每过一秒钟，偏差乘 2.47（e^{0.905}）——长得快不快是固定的，起点多高只决定这条线画在哪儿。</w:t>
+      </w:r>
+    </w:p>
+    <w:p>
+      <w:pPr>
+        <w:pStyle w:val="c2x8tf"/>
         <w:spacing w:after="160" w:line="360" w:lineRule="auto"/>
         <w:rPr>
           <w:rFonts w:ascii="SimSun" w:hAnsi="SimSun" w:eastAsia="SimSun"/>
@@ -584,7 +670,7 @@
     </w:p>
     <w:p>
       <w:pPr>
-        <w:pStyle w:val="k8a0ge"/>
+        <w:pStyle w:val="c2x8tf"/>
         <w:spacing w:after="160" w:line="360" w:lineRule="auto"/>
         <w:rPr>
           <w:rFonts w:ascii="SimSun" w:hAnsi="SimSun" w:eastAsia="SimSun"/>
@@ -620,7 +706,7 @@
     </w:p>
     <w:p>
       <w:pPr>
-        <w:pStyle w:val="k8a0ge"/>
+        <w:pStyle w:val="c2x8tf"/>
         <w:spacing w:after="160" w:line="360" w:lineRule="auto"/>
         <w:rPr>
           <w:rFonts w:ascii="SimSun" w:hAnsi="SimSun" w:eastAsia="SimSun"/>
@@ -656,7 +742,7 @@
     </w:p>
     <w:p>
       <w:pPr>
-        <w:pStyle w:val="k8a0ge"/>
+        <w:pStyle w:val="c2x8tf"/>
         <w:spacing w:after="160" w:line="360" w:lineRule="auto"/>
         <w:rPr>
           <w:rFonts w:ascii="SimSun" w:hAnsi="SimSun" w:eastAsia="SimSun"/>
@@ -675,7 +761,7 @@
     </w:p>
     <w:p>
       <w:pPr>
-        <w:pStyle w:val="k8a0ge"/>
+        <w:pStyle w:val="c2x8tf"/>
         <w:spacing w:after="160" w:line="360" w:lineRule="auto"/>
         <w:rPr>
           <w:rFonts w:ascii="SimSun" w:hAnsi="SimSun" w:eastAsia="SimSun"/>
@@ -711,7 +797,7 @@
     </w:p>
     <w:p>
       <w:pPr>
-        <w:pStyle w:val="k8a0ge"/>
+        <w:pStyle w:val="c2x8tf"/>
         <w:spacing w:before="160" w:after="160"/>
         <w:jc w:val="center"/>
         <w:rPr>
@@ -842,7 +928,7 @@
     </w:p>
     <w:p>
       <w:pPr>
-        <w:pStyle w:val="k8a0ge"/>
+        <w:pStyle w:val="c2x8tf"/>
         <w:spacing w:after="160" w:line="360" w:lineRule="auto"/>
         <w:rPr>
           <w:rFonts w:ascii="SimSun" w:hAnsi="SimSun" w:eastAsia="SimSun"/>
@@ -969,7 +1055,7 @@
     </w:p>
     <w:p>
       <w:pPr>
-        <w:pStyle w:val="k8a0ge"/>
+        <w:pStyle w:val="c2x8tf"/>
         <w:spacing w:before="160" w:after="160"/>
         <w:jc w:val="center"/>
         <w:rPr>
@@ -1120,7 +1206,7 @@
     </w:p>
     <w:p>
       <w:pPr>
-        <w:pStyle w:val="k8a0ge"/>
+        <w:pStyle w:val="c2x8tf"/>
         <w:spacing w:after="160" w:line="360" w:lineRule="auto"/>
         <w:rPr>
           <w:rFonts w:ascii="SimSun" w:hAnsi="SimSun" w:eastAsia="SimSun"/>
@@ -1156,7 +1242,7 @@
     </w:p>
     <w:p>
       <w:pPr>
-        <w:pStyle w:val="k8a0ge"/>
+        <w:pStyle w:val="c2x8tf"/>
         <w:spacing w:before="200" w:after="40"/>
         <w:jc w:val="center"/>
         <w:rPr>
@@ -1170,16 +1256,16 @@
           <wp:inline distT="0" distB="0" distL="0" distR="0">
             <wp:extent cx="5334000" cy="2152650"/>
             <wp:effectExtent l="0" t="0" r="0" b="0"/>
-            <wp:docPr id="11" name="picture"/>
+            <wp:docPr id="14" name="picture"/>
             <a:graphic>
               <a:graphicData uri="http://schemas.openxmlformats.org/drawingml/2006/picture">
                 <pic:pic>
                   <pic:nvPicPr>
-                    <pic:cNvPr id="12" name="picture"/>
+                    <pic:cNvPr id="15" name="picture"/>
                     <pic:cNvPicPr/>
                   </pic:nvPicPr>
                   <pic:blipFill rotWithShape="1">
-                    <a:blip r:embed="rId7"/>
+                    <a:blip r:embed="rId8"/>
                     <a:stretch>
                       <a:fillRect/>
                     </a:stretch>
@@ -1202,7 +1288,7 @@
     </w:p>
     <w:p>
       <w:pPr>
-        <w:pStyle w:val="k8a0ge"/>
+        <w:pStyle w:val="c2x8tf"/>
         <w:spacing w:after="280"/>
         <w:jc w:val="center"/>
         <w:rPr>
@@ -1223,7 +1309,7 @@
     </w:p>
     <w:p>
       <w:pPr>
-        <w:pStyle w:val="k8a0ge"/>
+        <w:pStyle w:val="c2x8tf"/>
         <w:spacing w:after="160" w:line="360" w:lineRule="auto"/>
         <w:rPr>
           <w:rFonts w:ascii="SimSun" w:hAnsi="SimSun" w:eastAsia="SimSun"/>
@@ -1330,7 +1416,7 @@
     </w:p>
     <w:p>
       <w:pPr>
-        <w:pStyle w:val="k8a0ge"/>
+        <w:pStyle w:val="c2x8tf"/>
         <w:spacing w:after="160" w:line="360" w:lineRule="auto"/>
         <w:rPr>
           <w:rFonts w:ascii="SimSun" w:hAnsi="SimSun" w:eastAsia="SimSun"/>
@@ -1374,12 +1460,12 @@
           <w:sz w:val="24"/>
           <w:szCs w:val="24"/>
         </w:rPr>
-        <w:t>。外因不是从旁边推了它一把，是把自己写进了内因。这一点和上一篇接线时是同一个去向：表相乘、并进内因，于是内因不再是原来那个内因。</w:t>
-      </w:r>
-    </w:p>
-    <w:p>
-      <w:pPr>
-        <w:pStyle w:val="k8a0ge"/>
+        <w:t>。外因不是从旁边推了它一把，是把自己写进了内因。把上一篇那三种去向拿来对一对：相加，作用的那个在结果里没有位置；一张表乘一捆数，表变成了一组系数；两张表相乘，作用的表并进了新表里。这里是一列乘一行得出一张表、再从表里减掉，用的是第三种。所以这一篇每一站的落点都是"表换了"，而不是"多了一股力"——多一股力是相加，表换了是复合，两件事长得像，差得远。</w:t>
+      </w:r>
+    </w:p>
+    <w:p>
+      <w:pPr>
+        <w:pStyle w:val="c2x8tf"/>
         <w:spacing w:after="160" w:line="360" w:lineRule="auto"/>
         <w:rPr>
           <w:rFonts w:ascii="SimSun" w:hAnsi="SimSun" w:eastAsia="SimSun"/>
@@ -1489,7 +1575,7 @@
     </w:p>
     <w:p>
       <w:pPr>
-        <w:pStyle w:val="k8a0ge"/>
+        <w:pStyle w:val="c2x8tf"/>
         <w:spacing w:before="160" w:after="160"/>
         <w:jc w:val="center"/>
         <w:rPr>
@@ -1591,7 +1677,7 @@
     </w:p>
     <w:p>
       <w:pPr>
-        <w:pStyle w:val="k8a0ge"/>
+        <w:pStyle w:val="c2x8tf"/>
         <w:spacing w:after="160" w:line="360" w:lineRule="auto"/>
         <w:rPr>
           <w:rFonts w:ascii="SimSun" w:hAnsi="SimSun" w:eastAsia="SimSun"/>
@@ -1610,7 +1696,7 @@
     </w:p>
     <w:p>
       <w:pPr>
-        <w:pStyle w:val="k8a0ge"/>
+        <w:pStyle w:val="c2x8tf"/>
         <w:spacing w:before="160" w:after="160"/>
         <w:jc w:val="center"/>
         <w:rPr>
@@ -1690,7 +1776,7 @@
     </w:p>
     <w:p>
       <w:pPr>
-        <w:pStyle w:val="k8a0ge"/>
+        <w:pStyle w:val="c2x8tf"/>
         <w:spacing w:after="160" w:line="360" w:lineRule="auto"/>
         <w:rPr>
           <w:rFonts w:ascii="SimSun" w:hAnsi="SimSun" w:eastAsia="SimSun"/>
@@ -1874,7 +1960,7 @@
     </w:p>
     <w:p>
       <w:pPr>
-        <w:pStyle w:val="k8a0ge"/>
+        <w:pStyle w:val="c2x8tf"/>
         <w:spacing w:after="160" w:line="360" w:lineRule="auto"/>
         <w:rPr>
           <w:rFonts w:ascii="SimSun" w:hAnsi="SimSun" w:eastAsia="SimSun"/>
@@ -1908,7 +1994,7 @@
     </w:p>
     <w:p>
       <w:pPr>
-        <w:pStyle w:val="k8a0ge"/>
+        <w:pStyle w:val="c2x8tf"/>
         <w:spacing w:before="200" w:after="40"/>
         <w:jc w:val="center"/>
         <w:rPr>
@@ -1922,16 +2008,16 @@
           <wp:inline distT="0" distB="0" distL="0" distR="0">
             <wp:extent cx="5334000" cy="3409950"/>
             <wp:effectExtent l="0" t="0" r="0" b="0"/>
-            <wp:docPr id="14" name="picture"/>
+            <wp:docPr id="17" name="picture"/>
             <a:graphic>
               <a:graphicData uri="http://schemas.openxmlformats.org/drawingml/2006/picture">
                 <pic:pic>
                   <pic:nvPicPr>
-                    <pic:cNvPr id="15" name="picture"/>
+                    <pic:cNvPr id="18" name="picture"/>
                     <pic:cNvPicPr/>
                   </pic:nvPicPr>
                   <pic:blipFill rotWithShape="1">
-                    <a:blip r:embed="rId8"/>
+                    <a:blip r:embed="rId9"/>
                     <a:stretch>
                       <a:fillRect/>
                     </a:stretch>
@@ -1954,7 +2040,7 @@
     </w:p>
     <w:p>
       <w:pPr>
-        <w:pStyle w:val="k8a0ge"/>
+        <w:pStyle w:val="c2x8tf"/>
         <w:spacing w:after="280"/>
         <w:jc w:val="center"/>
         <w:rPr>
@@ -1975,7 +2061,7 @@
     </w:p>
     <w:p>
       <w:pPr>
-        <w:pStyle w:val="k8a0ge"/>
+        <w:pStyle w:val="c2x8tf"/>
         <w:spacing w:before="200" w:after="40"/>
         <w:jc w:val="center"/>
         <w:rPr>
@@ -1989,16 +2075,16 @@
           <wp:inline distT="0" distB="0" distL="0" distR="0">
             <wp:extent cx="5334000" cy="3819525"/>
             <wp:effectExtent l="0" t="0" r="0" b="0"/>
-            <wp:docPr id="17" name="picture"/>
+            <wp:docPr id="20" name="picture"/>
             <a:graphic>
               <a:graphicData uri="http://schemas.openxmlformats.org/drawingml/2006/picture">
                 <pic:pic>
                   <pic:nvPicPr>
-                    <pic:cNvPr id="18" name="picture"/>
+                    <pic:cNvPr id="21" name="picture"/>
                     <pic:cNvPicPr/>
                   </pic:nvPicPr>
                   <pic:blipFill rotWithShape="1">
-                    <a:blip r:embed="rId9"/>
+                    <a:blip r:embed="rId10"/>
                     <a:stretch>
                       <a:fillRect/>
                     </a:stretch>
@@ -2021,7 +2107,7 @@
     </w:p>
     <w:p>
       <w:pPr>
-        <w:pStyle w:val="k8a0ge"/>
+        <w:pStyle w:val="c2x8tf"/>
         <w:spacing w:after="280"/>
         <w:jc w:val="center"/>
         <w:rPr>
@@ -2042,7 +2128,7 @@
     </w:p>
     <w:p>
       <w:pPr>
-        <w:pStyle w:val="k8a0ge"/>
+        <w:pStyle w:val="c2x8tf"/>
         <w:spacing w:after="160" w:line="360" w:lineRule="auto"/>
         <w:rPr>
           <w:rFonts w:ascii="SimSun" w:hAnsi="SimSun" w:eastAsia="SimSun"/>
@@ -2078,7 +2164,7 @@
     </w:p>
     <w:p>
       <w:pPr>
-        <w:pStyle w:val="k8a0ge"/>
+        <w:pStyle w:val="c2x8tf"/>
         <w:spacing w:before="200" w:after="40"/>
         <w:jc w:val="center"/>
         <w:rPr>
@@ -2092,16 +2178,16 @@
           <wp:inline distT="0" distB="0" distL="0" distR="0">
             <wp:extent cx="5334000" cy="3209925"/>
             <wp:effectExtent l="0" t="0" r="0" b="0"/>
-            <wp:docPr id="20" name="picture"/>
+            <wp:docPr id="23" name="picture"/>
             <a:graphic>
               <a:graphicData uri="http://schemas.openxmlformats.org/drawingml/2006/picture">
                 <pic:pic>
                   <pic:nvPicPr>
-                    <pic:cNvPr id="21" name="picture"/>
+                    <pic:cNvPr id="24" name="picture"/>
                     <pic:cNvPicPr/>
                   </pic:nvPicPr>
                   <pic:blipFill rotWithShape="1">
-                    <a:blip r:embed="rId10"/>
+                    <a:blip r:embed="rId11"/>
                     <a:stretch>
                       <a:fillRect/>
                     </a:stretch>
@@ -2124,7 +2210,7 @@
     </w:p>
     <w:p>
       <w:pPr>
-        <w:pStyle w:val="k8a0ge"/>
+        <w:pStyle w:val="c2x8tf"/>
         <w:spacing w:after="280"/>
         <w:jc w:val="center"/>
         <w:rPr>
@@ -2145,7 +2231,7 @@
     </w:p>
     <w:p>
       <w:pPr>
-        <w:pStyle w:val="k8a0ge"/>
+        <w:pStyle w:val="c2x8tf"/>
         <w:spacing w:after="160" w:line="360" w:lineRule="auto"/>
         <w:rPr>
           <w:rFonts w:ascii="SimSun" w:hAnsi="SimSun" w:eastAsia="SimSun"/>
@@ -2179,7 +2265,7 @@
     </w:p>
     <w:p>
       <w:pPr>
-        <w:pStyle w:val="k8a0ge"/>
+        <w:pStyle w:val="c2x8tf"/>
         <w:spacing w:before="200" w:after="40"/>
         <w:jc w:val="center"/>
         <w:rPr>
@@ -2193,16 +2279,16 @@
           <wp:inline distT="0" distB="0" distL="0" distR="0">
             <wp:extent cx="5334000" cy="4505325"/>
             <wp:effectExtent l="0" t="0" r="0" b="0"/>
-            <wp:docPr id="23" name="picture"/>
+            <wp:docPr id="26" name="picture"/>
             <a:graphic>
               <a:graphicData uri="http://schemas.openxmlformats.org/drawingml/2006/picture">
                 <pic:pic>
                   <pic:nvPicPr>
-                    <pic:cNvPr id="24" name="picture"/>
+                    <pic:cNvPr id="27" name="picture"/>
                     <pic:cNvPicPr/>
                   </pic:nvPicPr>
                   <pic:blipFill rotWithShape="1">
-                    <a:blip r:embed="rId11"/>
+                    <a:blip r:embed="rId12"/>
                     <a:stretch>
                       <a:fillRect/>
                     </a:stretch>
@@ -2225,7 +2311,7 @@
     </w:p>
     <w:p>
       <w:pPr>
-        <w:pStyle w:val="k8a0ge"/>
+        <w:pStyle w:val="c2x8tf"/>
         <w:spacing w:after="280"/>
         <w:jc w:val="center"/>
         <w:rPr>
@@ -2246,7 +2332,7 @@
     </w:p>
     <w:p>
       <w:pPr>
-        <w:pStyle w:val="k8a0ge"/>
+        <w:pStyle w:val="c2x8tf"/>
         <w:spacing w:after="160" w:line="360" w:lineRule="auto"/>
         <w:rPr>
           <w:rFonts w:ascii="SimSun" w:hAnsi="SimSun" w:eastAsia="SimSun"/>
@@ -2265,7 +2351,7 @@
     </w:p>
     <w:p>
       <w:pPr>
-        <w:pStyle w:val="k8a0ge"/>
+        <w:pStyle w:val="c2x8tf"/>
         <w:spacing w:after="160" w:line="360" w:lineRule="auto"/>
         <w:rPr>
           <w:rFonts w:ascii="SimSun" w:hAnsi="SimSun" w:eastAsia="SimSun"/>
@@ -2301,7 +2387,7 @@
     </w:p>
     <w:p>
       <w:pPr>
-        <w:pStyle w:val="k8a0ge"/>
+        <w:pStyle w:val="c2x8tf"/>
         <w:spacing w:before="200" w:after="40"/>
         <w:jc w:val="center"/>
         <w:rPr>
@@ -2315,16 +2401,16 @@
           <wp:inline distT="0" distB="0" distL="0" distR="0">
             <wp:extent cx="5334000" cy="4295775"/>
             <wp:effectExtent l="0" t="0" r="0" b="0"/>
-            <wp:docPr id="26" name="picture"/>
+            <wp:docPr id="29" name="picture"/>
             <a:graphic>
               <a:graphicData uri="http://schemas.openxmlformats.org/drawingml/2006/picture">
                 <pic:pic>
                   <pic:nvPicPr>
-                    <pic:cNvPr id="27" name="picture"/>
+                    <pic:cNvPr id="30" name="picture"/>
                     <pic:cNvPicPr/>
                   </pic:nvPicPr>
                   <pic:blipFill rotWithShape="1">
-                    <a:blip r:embed="rId12"/>
+                    <a:blip r:embed="rId13"/>
                     <a:stretch>
                       <a:fillRect/>
                     </a:stretch>
@@ -2347,7 +2433,7 @@
     </w:p>
     <w:p>
       <w:pPr>
-        <w:pStyle w:val="k8a0ge"/>
+        <w:pStyle w:val="c2x8tf"/>
         <w:spacing w:after="280"/>
         <w:jc w:val="center"/>
         <w:rPr>
@@ -2368,7 +2454,7 @@
     </w:p>
     <w:p>
       <w:pPr>
-        <w:pStyle w:val="k8a0ge"/>
+        <w:pStyle w:val="c2x8tf"/>
         <w:spacing w:after="160" w:line="360" w:lineRule="auto"/>
         <w:rPr>
           <w:rFonts w:ascii="SimSun" w:hAnsi="SimSun" w:eastAsia="SimSun"/>
@@ -2447,7 +2533,7 @@
     </w:p>
     <w:p>
       <w:pPr>
-        <w:pStyle w:val="k8a0ge"/>
+        <w:pStyle w:val="c2x8tf"/>
         <w:spacing w:after="160" w:line="360" w:lineRule="auto"/>
         <w:rPr>
           <w:rFonts w:ascii="SimSun" w:hAnsi="SimSun" w:eastAsia="SimSun"/>
@@ -2525,7 +2611,7 @@
     </w:p>
     <w:p>
       <w:pPr>
-        <w:pStyle w:val="k8a0ge"/>
+        <w:pStyle w:val="c2x8tf"/>
         <w:spacing w:after="160" w:line="360" w:lineRule="auto"/>
         <w:rPr>
           <w:rFonts w:ascii="SimSun" w:hAnsi="SimSun" w:eastAsia="SimSun"/>
@@ -2544,7 +2630,7 @@
     </w:p>
     <w:p>
       <w:pPr>
-        <w:pStyle w:val="k8a0ge"/>
+        <w:pStyle w:val="c2x8tf"/>
         <w:spacing w:after="160" w:line="360" w:lineRule="auto"/>
         <w:rPr>
           <w:rFonts w:ascii="SimSun" w:hAnsi="SimSun" w:eastAsia="SimSun"/>
@@ -2639,7 +2725,7 @@
     </w:p>
     <w:p>
       <w:pPr>
-        <w:pStyle w:val="k8a0ge"/>
+        <w:pStyle w:val="c2x8tf"/>
         <w:spacing w:before="200" w:after="40"/>
         <w:jc w:val="center"/>
         <w:rPr>
@@ -2653,16 +2739,16 @@
           <wp:inline distT="0" distB="0" distL="0" distR="0">
             <wp:extent cx="5334000" cy="2000250"/>
             <wp:effectExtent l="0" t="0" r="0" b="0"/>
-            <wp:docPr id="29" name="picture"/>
+            <wp:docPr id="32" name="picture"/>
             <a:graphic>
               <a:graphicData uri="http://schemas.openxmlformats.org/drawingml/2006/picture">
                 <pic:pic>
                   <pic:nvPicPr>
-                    <pic:cNvPr id="30" name="picture"/>
+                    <pic:cNvPr id="33" name="picture"/>
                     <pic:cNvPicPr/>
                   </pic:nvPicPr>
                   <pic:blipFill rotWithShape="1">
-                    <a:blip r:embed="rId13"/>
+                    <a:blip r:embed="rId14"/>
                     <a:stretch>
                       <a:fillRect/>
                     </a:stretch>
@@ -2685,7 +2771,7 @@
     </w:p>
     <w:p>
       <w:pPr>
-        <w:pStyle w:val="k8a0ge"/>
+        <w:pStyle w:val="c2x8tf"/>
         <w:spacing w:after="280"/>
         <w:jc w:val="center"/>
         <w:rPr>
@@ -2706,7 +2792,7 @@
     </w:p>
     <w:p>
       <w:pPr>
-        <w:pStyle w:val="k8a0ge"/>
+        <w:pStyle w:val="c2x8tf"/>
         <w:spacing w:after="160" w:line="360" w:lineRule="auto"/>
         <w:rPr>
           <w:rFonts w:ascii="SimSun" w:hAnsi="SimSun" w:eastAsia="SimSun"/>
@@ -2725,7 +2811,7 @@
     </w:p>
     <w:p>
       <w:pPr>
-        <w:pStyle w:val="k8a0ge"/>
+        <w:pStyle w:val="c2x8tf"/>
         <w:spacing w:before="200" w:after="40"/>
         <w:jc w:val="center"/>
         <w:rPr>
@@ -2739,16 +2825,16 @@
           <wp:inline distT="0" distB="0" distL="0" distR="0">
             <wp:extent cx="5334000" cy="4572000"/>
             <wp:effectExtent l="0" t="0" r="0" b="0"/>
-            <wp:docPr id="32" name="picture"/>
+            <wp:docPr id="35" name="picture"/>
             <a:graphic>
               <a:graphicData uri="http://schemas.openxmlformats.org/drawingml/2006/picture">
                 <pic:pic>
                   <pic:nvPicPr>
-                    <pic:cNvPr id="33" name="picture"/>
+                    <pic:cNvPr id="36" name="picture"/>
                     <pic:cNvPicPr/>
                   </pic:nvPicPr>
                   <pic:blipFill rotWithShape="1">
-                    <a:blip r:embed="rId14"/>
+                    <a:blip r:embed="rId15"/>
                     <a:stretch>
                       <a:fillRect/>
                     </a:stretch>
@@ -2771,7 +2857,7 @@
     </w:p>
     <w:p>
       <w:pPr>
-        <w:pStyle w:val="k8a0ge"/>
+        <w:pStyle w:val="c2x8tf"/>
         <w:spacing w:after="280"/>
         <w:jc w:val="center"/>
         <w:rPr>
@@ -2792,7 +2878,7 @@
     </w:p>
     <w:p>
       <w:pPr>
-        <w:pStyle w:val="k8a0ge"/>
+        <w:pStyle w:val="c2x8tf"/>
         <w:spacing w:after="160" w:line="360" w:lineRule="auto"/>
         <w:rPr>
           <w:rFonts w:ascii="SimSun" w:hAnsi="SimSun" w:eastAsia="SimSun"/>
@@ -2841,7 +2927,7 @@
     </w:p>
     <w:p>
       <w:pPr>
-        <w:pStyle w:val="k8a0ge"/>
+        <w:pStyle w:val="c2x8tf"/>
         <w:spacing w:before="160" w:after="160"/>
         <w:jc w:val="center"/>
         <w:rPr>
@@ -2860,7 +2946,7 @@
     </w:p>
     <w:p>
       <w:pPr>
-        <w:pStyle w:val="k8a0ge"/>
+        <w:pStyle w:val="c2x8tf"/>
         <w:spacing w:after="160" w:line="360" w:lineRule="auto"/>
         <w:rPr>
           <w:rFonts w:ascii="SimSun" w:hAnsi="SimSun" w:eastAsia="SimSun"/>
@@ -2926,7 +3012,7 @@
     </w:p>
     <w:p>
       <w:pPr>
-        <w:pStyle w:val="k8a0ge"/>
+        <w:pStyle w:val="c2x8tf"/>
         <w:spacing w:before="200" w:after="40"/>
         <w:jc w:val="center"/>
         <w:rPr>
@@ -2940,16 +3026,16 @@
           <wp:inline distT="0" distB="0" distL="0" distR="0">
             <wp:extent cx="5334000" cy="3400425"/>
             <wp:effectExtent l="0" t="0" r="0" b="0"/>
-            <wp:docPr id="35" name="picture"/>
+            <wp:docPr id="38" name="picture"/>
             <a:graphic>
               <a:graphicData uri="http://schemas.openxmlformats.org/drawingml/2006/picture">
                 <pic:pic>
                   <pic:nvPicPr>
-                    <pic:cNvPr id="36" name="picture"/>
+                    <pic:cNvPr id="39" name="picture"/>
                     <pic:cNvPicPr/>
                   </pic:nvPicPr>
                   <pic:blipFill rotWithShape="1">
-                    <a:blip r:embed="rId15"/>
+                    <a:blip r:embed="rId16"/>
                     <a:stretch>
                       <a:fillRect/>
                     </a:stretch>
@@ -2972,7 +3058,7 @@
     </w:p>
     <w:p>
       <w:pPr>
-        <w:pStyle w:val="k8a0ge"/>
+        <w:pStyle w:val="c2x8tf"/>
         <w:spacing w:after="280"/>
         <w:jc w:val="center"/>
         <w:rPr>
@@ -2993,7 +3079,7 @@
     </w:p>
     <w:p>
       <w:pPr>
-        <w:pStyle w:val="k8a0ge"/>
+        <w:pStyle w:val="c2x8tf"/>
         <w:spacing w:after="160" w:line="360" w:lineRule="auto"/>
         <w:rPr>
           <w:rFonts w:ascii="SimSun" w:hAnsi="SimSun" w:eastAsia="SimSun"/>
@@ -3012,7 +3098,7 @@
     </w:p>
     <w:p>
       <w:pPr>
-        <w:pStyle w:val="k8a0ge"/>
+        <w:pStyle w:val="c2x8tf"/>
         <w:spacing w:after="160" w:line="360" w:lineRule="auto"/>
         <w:rPr>
           <w:rFonts w:ascii="SimSun" w:hAnsi="SimSun" w:eastAsia="SimSun"/>
@@ -3040,7 +3126,7 @@
     </w:p>
     <w:p>
       <w:pPr>
-        <w:pStyle w:val="k8a0ge"/>
+        <w:pStyle w:val="c2x8tf"/>
         <w:spacing w:before="160" w:after="160"/>
         <w:jc w:val="center"/>
         <w:rPr>
@@ -3185,7 +3271,7 @@
     </w:p>
     <w:p>
       <w:pPr>
-        <w:pStyle w:val="k8a0ge"/>
+        <w:pStyle w:val="c2x8tf"/>
         <w:spacing w:after="160" w:line="360" w:lineRule="auto"/>
         <w:rPr>
           <w:rFonts w:ascii="SimSun" w:hAnsi="SimSun" w:eastAsia="SimSun"/>
@@ -3270,7 +3356,7 @@
     </w:p>
     <w:p>
       <w:pPr>
-        <w:pStyle w:val="k8a0ge"/>
+        <w:pStyle w:val="c2x8tf"/>
         <w:spacing w:before="200" w:after="40"/>
         <w:jc w:val="center"/>
         <w:rPr>
@@ -3284,16 +3370,16 @@
           <wp:inline distT="0" distB="0" distL="0" distR="0">
             <wp:extent cx="5334000" cy="3086100"/>
             <wp:effectExtent l="0" t="0" r="0" b="0"/>
-            <wp:docPr id="38" name="picture"/>
+            <wp:docPr id="41" name="picture"/>
             <a:graphic>
               <a:graphicData uri="http://schemas.openxmlformats.org/drawingml/2006/picture">
                 <pic:pic>
                   <pic:nvPicPr>
-                    <pic:cNvPr id="39" name="picture"/>
+                    <pic:cNvPr id="42" name="picture"/>
                     <pic:cNvPicPr/>
                   </pic:nvPicPr>
                   <pic:blipFill rotWithShape="1">
-                    <a:blip r:embed="rId16"/>
+                    <a:blip r:embed="rId17"/>
                     <a:stretch>
                       <a:fillRect/>
                     </a:stretch>
@@ -3316,7 +3402,7 @@
     </w:p>
     <w:p>
       <w:pPr>
-        <w:pStyle w:val="k8a0ge"/>
+        <w:pStyle w:val="c2x8tf"/>
         <w:spacing w:after="280"/>
         <w:jc w:val="center"/>
         <w:rPr>
@@ -3337,7 +3423,7 @@
     </w:p>
     <w:p>
       <w:pPr>
-        <w:pStyle w:val="k8a0ge"/>
+        <w:pStyle w:val="c2x8tf"/>
         <w:spacing w:after="160" w:line="360" w:lineRule="auto"/>
         <w:rPr>
           <w:rFonts w:ascii="SimSun" w:hAnsi="SimSun" w:eastAsia="SimSun"/>
@@ -3356,7 +3442,7 @@
     </w:p>
     <w:p>
       <w:pPr>
-        <w:pStyle w:val="k8a0ge"/>
+        <w:pStyle w:val="c2x8tf"/>
         <w:spacing w:after="160" w:line="360" w:lineRule="auto"/>
         <w:rPr>
           <w:rFonts w:ascii="SimSun" w:hAnsi="SimSun" w:eastAsia="SimSun"/>
@@ -3384,7 +3470,7 @@
     </w:p>
     <w:p>
       <w:pPr>
-        <w:pStyle w:val="k8a0ge"/>
+        <w:pStyle w:val="c2x8tf"/>
         <w:spacing w:after="160" w:line="360" w:lineRule="auto"/>
         <w:rPr>
           <w:rFonts w:ascii="SimSun" w:hAnsi="SimSun" w:eastAsia="SimSun"/>
@@ -3435,7 +3521,7 @@
     </w:p>
     <w:p>
       <w:pPr>
-        <w:pStyle w:val="k8a0ge"/>
+        <w:pStyle w:val="c2x8tf"/>
         <w:spacing w:after="160" w:line="360" w:lineRule="auto"/>
         <w:rPr>
           <w:rFonts w:ascii="SimSun" w:hAnsi="SimSun" w:eastAsia="SimSun"/>
@@ -3471,7 +3557,7 @@
     </w:p>
     <w:p>
       <w:pPr>
-        <w:pStyle w:val="k8a0ge"/>
+        <w:pStyle w:val="c2x8tf"/>
         <w:spacing w:after="160" w:line="360" w:lineRule="auto"/>
         <w:rPr>
           <w:rFonts w:ascii="SimSun" w:hAnsi="SimSun" w:eastAsia="SimSun"/>
@@ -3490,7 +3576,7 @@
     </w:p>
     <w:p>
       <w:pPr>
-        <w:pStyle w:val="k8a0ge"/>
+        <w:pStyle w:val="c2x8tf"/>
         <w:spacing w:after="160" w:line="360" w:lineRule="auto"/>
         <w:rPr>
           <w:rFonts w:ascii="SimSun" w:hAnsi="SimSun" w:eastAsia="SimSun"/>
@@ -3509,7 +3595,7 @@
     </w:p>
     <w:p>
       <w:pPr>
-        <w:pStyle w:val="k8a0ge"/>
+        <w:pStyle w:val="c2x8tf"/>
         <w:spacing w:before="200" w:after="40"/>
         <w:jc w:val="center"/>
         <w:rPr>
@@ -3523,16 +3609,16 @@
           <wp:inline distT="0" distB="0" distL="0" distR="0">
             <wp:extent cx="5334000" cy="2276475"/>
             <wp:effectExtent l="0" t="0" r="0" b="0"/>
-            <wp:docPr id="41" name="picture"/>
+            <wp:docPr id="44" name="picture"/>
             <a:graphic>
               <a:graphicData uri="http://schemas.openxmlformats.org/drawingml/2006/picture">
                 <pic:pic>
                   <pic:nvPicPr>
-                    <pic:cNvPr id="42" name="picture"/>
+                    <pic:cNvPr id="45" name="picture"/>
                     <pic:cNvPicPr/>
                   </pic:nvPicPr>
                   <pic:blipFill rotWithShape="1">
-                    <a:blip r:embed="rId17"/>
+                    <a:blip r:embed="rId18"/>
                     <a:stretch>
                       <a:fillRect/>
                     </a:stretch>
@@ -3555,7 +3641,7 @@
     </w:p>
     <w:p>
       <w:pPr>
-        <w:pStyle w:val="k8a0ge"/>
+        <w:pStyle w:val="c2x8tf"/>
         <w:spacing w:after="280"/>
         <w:jc w:val="center"/>
         <w:rPr>
@@ -3576,7 +3662,7 @@
     </w:p>
     <w:p>
       <w:pPr>
-        <w:pStyle w:val="k8a0ge"/>
+        <w:pStyle w:val="c2x8tf"/>
         <w:spacing w:after="160" w:line="360" w:lineRule="auto"/>
         <w:rPr>
           <w:rFonts w:ascii="SimSun" w:hAnsi="SimSun" w:eastAsia="SimSun"/>
@@ -3595,7 +3681,7 @@
     </w:p>
     <w:p>
       <w:pPr>
-        <w:pStyle w:val="k8a0ge"/>
+        <w:pStyle w:val="c2x8tf"/>
         <w:spacing w:after="160" w:line="360" w:lineRule="auto"/>
         <w:rPr>
           <w:rFonts w:ascii="SimSun" w:hAnsi="SimSun" w:eastAsia="SimSun"/>
@@ -3760,7 +3846,7 @@
     </w:p>
     <w:p>
       <w:pPr>
-        <w:pStyle w:val="k8a0ge"/>
+        <w:pStyle w:val="c2x8tf"/>
         <w:spacing w:after="160" w:line="360" w:lineRule="auto"/>
         <w:rPr>
           <w:rFonts w:ascii="SimSun" w:hAnsi="SimSun" w:eastAsia="SimSun"/>
@@ -3796,7 +3882,7 @@
     </w:p>
     <w:p>
       <w:pPr>
-        <w:pStyle w:val="k8a0ge"/>
+        <w:pStyle w:val="c2x8tf"/>
         <w:spacing w:after="160" w:line="360" w:lineRule="auto"/>
         <w:rPr>
           <w:rFonts w:ascii="SimSun" w:hAnsi="SimSun" w:eastAsia="SimSun"/>
@@ -3815,7 +3901,7 @@
     </w:p>
     <w:p>
       <w:pPr>
-        <w:pStyle w:val="k8a0ge"/>
+        <w:pStyle w:val="c2x8tf"/>
         <w:spacing w:after="160" w:line="360" w:lineRule="auto"/>
         <w:rPr>
           <w:rFonts w:ascii="SimSun" w:hAnsi="SimSun" w:eastAsia="SimSun"/>
@@ -3843,7 +3929,7 @@
     </w:p>
     <w:p>
       <w:pPr>
-        <w:pStyle w:val="k8a0ge"/>
+        <w:pStyle w:val="c2x8tf"/>
         <w:spacing w:after="160" w:line="360" w:lineRule="auto"/>
         <w:rPr>
           <w:rFonts w:ascii="SimSun" w:hAnsi="SimSun" w:eastAsia="SimSun"/>
@@ -3871,7 +3957,7 @@
     </w:p>
     <w:p>
       <w:pPr>
-        <w:pStyle w:val="k8a0ge"/>
+        <w:pStyle w:val="c2x8tf"/>
         <w:spacing w:after="160" w:line="360" w:lineRule="auto"/>
         <w:rPr>
           <w:rFonts w:ascii="SimSun" w:hAnsi="SimSun" w:eastAsia="SimSun"/>
@@ -3899,7 +3985,7 @@
     </w:p>
     <w:p>
       <w:pPr>
-        <w:pStyle w:val="k8a0ge"/>
+        <w:pStyle w:val="c2x8tf"/>
         <w:spacing w:after="160" w:line="360" w:lineRule="auto"/>
         <w:rPr>
           <w:rFonts w:ascii="SimSun" w:hAnsi="SimSun" w:eastAsia="SimSun"/>
@@ -3935,7 +4021,7 @@
     </w:p>
     <w:p>
       <w:pPr>
-        <w:pStyle w:val="k8a0ge"/>
+        <w:pStyle w:val="c2x8tf"/>
         <w:spacing w:after="160" w:line="360" w:lineRule="auto"/>
         <w:rPr>
           <w:rFonts w:ascii="SimSun" w:hAnsi="SimSun" w:eastAsia="SimSun"/>
@@ -3971,7 +4057,7 @@
     </w:p>
     <w:p>
       <w:pPr>
-        <w:pStyle w:val="k8a0ge"/>
+        <w:pStyle w:val="c2x8tf"/>
         <w:spacing w:after="160" w:line="360" w:lineRule="auto"/>
         <w:rPr>
           <w:rFonts w:ascii="SimSun" w:hAnsi="SimSun" w:eastAsia="SimSun"/>
@@ -3996,10 +4082,10 @@
 
 <file path=word/styles.xml><?xml version="1.0" encoding="utf-8"?>
 <w:styles xmlns:w="http://schemas.openxmlformats.org/wordprocessingml/2006/main">
-  <w:style w:type="paragraph" w:styleId="lobvfh">
+  <w:style w:type="paragraph" w:styleId="ra9cqv">
     <w:name w:val="heading 1"/>
-    <w:basedOn w:val="61icam"/>
-    <w:next w:val="61icam"/>
+    <w:basedOn w:val="l5lgb0"/>
+    <w:next w:val="l5lgb0"/>
     <w:uiPriority w:val="9"/>
     <w:qFormat w:val="1"/>
     <w:pPr>
@@ -4016,7 +4102,7 @@
       <w:szCs w:val="36"/>
     </w:rPr>
   </w:style>
-  <w:style w:type="paragraph" w:styleId="k8a0ge" w:default="1">
+  <w:style w:type="paragraph" w:styleId="c2x8tf" w:default="1">
     <w:name w:val="Normal"/>
     <w:pPr>
       <w:widowControl w:val="0"/>
